--- a/docs/Sprint_Review_Sprint2.docx
+++ b/docs/Sprint_Review_Sprint2.docx
@@ -54,7 +54,7 @@
         <w:t xml:space="preserve">Thời gian Sprint: </w:t>
       </w:r>
       <w:r>
-        <w:t>14/09/2026 – 25/09/2026 (10 ngày làm việc)</w:t>
+        <w:t>kế hoạch 17/09/2026 – 06/10/2026 (14 ngày theo PERT); thực tế kéo dài đến 30/10/2026 (thêm 18 ngày làm việc, không cắt việc)</w:t>
       </w:r>
     </w:p>
     <w:p>
@@ -138,7 +138,7 @@
         <w:t>Cam kết:</w:t>
       </w:r>
       <w:r>
-        <w:t xml:space="preserve"> 9 User Story — US-05 → US-13 — tổng 24 điểm (năng lực tham chiếu 23 điểm).</w:t>
+        <w:t xml:space="preserve"> 9 User Story — US-05 → US-13 — tổng 24 điểm; Sprint dài 14 ngày theo PERT (1 ngày phân tích, 1,75 ngày dự phòng).</w:t>
       </w:r>
     </w:p>
     <w:p>
@@ -169,10 +169,10 @@
         <w:rPr>
           <w:b/>
         </w:rPr>
-        <w:t>8/9 User Story, 19/24 điểm</w:t>
-      </w:r>
-      <w:r>
-        <w:t xml:space="preserve">. Mỗi story có test API theo nhãn [US-xx] và kịch bản giao diện (Playwright trên trình duyệt, Maestro trên máy ảo Android). Mã nguồn: nhánh </w:t>
+        <w:t>9/9 User Story, 24/24 điểm</w:t>
+      </w:r>
+      <w:r>
+        <w:t xml:space="preserve"> — không story nào bị cắt hay lùi sang Sprint 3. Mỗi story có test API theo nhãn [US-xx] và kịch bản giao diện (Playwright trên trình duyệt, Maestro trên máy ảo Android). Mã nguồn: nhánh </w:t>
       </w:r>
       <w:r>
         <w:rPr>
@@ -181,7 +181,7 @@
         <w:t>sprint-2</w:t>
       </w:r>
       <w:r>
-        <w:t xml:space="preserve"> (và </w:t>
+        <w:t xml:space="preserve"> và </w:t>
       </w:r>
       <w:r>
         <w:rPr>
@@ -190,7 +190,7 @@
         <w:t>sprint-5</w:t>
       </w:r>
       <w:r>
-        <w:t xml:space="preserve"> cho phần hoàn thiện) tại https://github.com/David180704/17-HethongQuanliGiaohang.</w:t>
+        <w:t xml:space="preserve"> tại https://github.com/David180704/17-HethongQuanliGiaohang.</w:t>
       </w:r>
     </w:p>
     <w:tbl>
@@ -411,7 +411,7 @@
                 <w:rFonts w:ascii="Times New Roman" w:hAnsi="Times New Roman" w:cs="Times New Roman" w:eastAsia="Times New Roman"/>
                 <w:sz w:val="21"/>
               </w:rPr>
-              <w:t>Đăng nhập bằng email hoặc số điện thoại; khóa 15 phút sau 5 lần sai (đếm trên Redis); tài khoản nhân viên không vào được App Khách hàng và ngược lại.</w:t>
+              <w:t>Đăng nhập bằng email hoặc số điện thoại; khóa 15 phút sau 5 lần sai (Redis); tài khoản nhân viên không vào được App Khách hàng và ngược lại.</w:t>
             </w:r>
           </w:p>
         </w:tc>
@@ -446,7 +446,7 @@
                 <w:rFonts w:ascii="Times New Roman" w:hAnsi="Times New Roman" w:cs="Times New Roman" w:eastAsia="Times New Roman"/>
                 <w:sz w:val="21"/>
               </w:rPr>
-              <w:t>API 12/12; Playwright web + App Nhân viên; Maestro trên máy ảo</w:t>
+              <w:t>API 12/12; Playwright; Maestro trên máy ảo</w:t>
             </w:r>
           </w:p>
         </w:tc>
@@ -486,7 +486,7 @@
                 <w:rFonts w:ascii="Times New Roman" w:hAnsi="Times New Roman" w:cs="Times New Roman" w:eastAsia="Times New Roman"/>
                 <w:sz w:val="21"/>
               </w:rPr>
-              <w:t>Đăng ký: cá nhân ACTIVE và dùng được ngay; doanh nghiệp PENDING chờ duyệt, có email thông báo; email trùng bị từ chối.</w:t>
+              <w:t>Đăng ký: cá nhân ACTIVE dùng được ngay; doanh nghiệp PENDING chờ duyệt, có email thông báo; email trùng bị từ chối.</w:t>
             </w:r>
           </w:p>
         </w:tc>
@@ -561,7 +561,7 @@
                 <w:rFonts w:ascii="Times New Roman" w:hAnsi="Times New Roman" w:cs="Times New Roman" w:eastAsia="Times New Roman"/>
                 <w:sz w:val="21"/>
               </w:rPr>
-              <w:t>Đăng xuất, đăng xuất mọi thiết bị; Refresh Token bị thu hồi qua blacklist Redis (TTL = hạn còn lại).</w:t>
+              <w:t>Đăng xuất, đăng xuất mọi thiết bị; Refresh Token bị thu hồi qua blacklist Redis.</w:t>
             </w:r>
           </w:p>
         </w:tc>
@@ -636,7 +636,7 @@
                 <w:rFonts w:ascii="Times New Roman" w:hAnsi="Times New Roman" w:cs="Times New Roman" w:eastAsia="Times New Roman"/>
                 <w:sz w:val="21"/>
               </w:rPr>
-              <w:t>5 vai trò, CUSTOMER kế thừa GUEST (duyệt cây inheritsFrom, cache Redis), ký hiệu * của ADMIN, guard ngược cho đăng ký/đăng nhập, giới hạn phạm vi SHIPPER và HUB_STAFF.</w:t>
+              <w:t>5 vai trò, CUSTOMER kế thừa GUEST (duyệt cây, cache Redis), ký hiệu * của ADMIN, guard ngược, giới hạn phạm vi SHIPPER và HUB_STAFF.</w:t>
             </w:r>
           </w:p>
         </w:tc>
@@ -684,7 +684,7 @@
                 <w:rFonts w:ascii="Times New Roman" w:hAnsi="Times New Roman" w:cs="Times New Roman" w:eastAsia="Times New Roman"/>
                 <w:sz w:val="21"/>
               </w:rPr>
-              <w:t>API 9/9; kho/tài xế không thấy menu quản trị (Maestro)</w:t>
+              <w:t>API 9/9; kho/tài xế không thấy menu quản trị</w:t>
             </w:r>
           </w:p>
         </w:tc>
@@ -759,7 +759,7 @@
                 <w:rFonts w:ascii="Times New Roman" w:hAnsi="Times New Roman" w:cs="Times New Roman" w:eastAsia="Times New Roman"/>
                 <w:sz w:val="21"/>
               </w:rPr>
-              <w:t>API 4/4; khóa tài khoản trên web → khách bị từ chối ngay trên máy ảo</w:t>
+              <w:t>API 4/4; khóa trên web → khách bị chặn ngay trên máy ảo</w:t>
             </w:r>
           </w:p>
         </w:tc>
@@ -834,7 +834,7 @@
                 <w:rFonts w:ascii="Times New Roman" w:hAnsi="Times New Roman" w:cs="Times New Roman" w:eastAsia="Times New Roman"/>
                 <w:sz w:val="21"/>
               </w:rPr>
-              <w:t>API 3/3; thêm/sửa/xóa khu vực trên máy ảo (Maestro)</w:t>
+              <w:t>API 3/3; thêm/sửa/xóa khu vực trên máy ảo</w:t>
             </w:r>
           </w:p>
         </w:tc>
@@ -874,7 +874,7 @@
                 <w:rFonts w:ascii="Times New Roman" w:hAnsi="Times New Roman" w:cs="Times New Roman" w:eastAsia="Times New Roman"/>
                 <w:sz w:val="21"/>
               </w:rPr>
-              <w:t>Quản lý loại dịch vụ Gửi thường / Gửi nhanh; chặn trùng mã, chặn xóa khi đã có bảng giá dùng.</w:t>
+              <w:t>Quản lý loại dịch vụ; chặn trùng mã, chặn xóa khi đã có bảng giá dùng.</w:t>
             </w:r>
           </w:p>
         </w:tc>
@@ -909,7 +909,82 @@
                 <w:rFonts w:ascii="Times New Roman" w:hAnsi="Times New Roman" w:cs="Times New Roman" w:eastAsia="Times New Roman"/>
                 <w:sz w:val="21"/>
               </w:rPr>
-              <w:t>API 3/3; Playwright App Nhân viên</w:t>
+              <w:t>API 3/3; Playwright</w:t>
+            </w:r>
+          </w:p>
+        </w:tc>
+      </w:tr>
+      <w:tr>
+        <w:trPr>
+          <w:cantSplit/>
+        </w:trPr>
+        <w:tc>
+          <w:tcPr>
+            <w:tcW w:type="dxa" w:w="850"/>
+          </w:tcPr>
+          <w:p>
+            <w:pPr>
+              <w:spacing w:before="0" w:after="0" w:beforeAutospacing="0" w:afterAutospacing="0"/>
+              <w:jc w:val="center"/>
+            </w:pPr>
+            <w:r>
+              <w:rPr>
+                <w:rFonts w:ascii="Times New Roman" w:hAnsi="Times New Roman" w:cs="Times New Roman" w:eastAsia="Times New Roman"/>
+                <w:sz w:val="21"/>
+              </w:rPr>
+              <w:t>US-13</w:t>
+            </w:r>
+          </w:p>
+        </w:tc>
+        <w:tc>
+          <w:tcPr>
+            <w:tcW w:type="dxa" w:w="4876"/>
+          </w:tcPr>
+          <w:p>
+            <w:pPr>
+              <w:spacing w:before="0" w:after="0" w:beforeAutospacing="0" w:afterAutospacing="0"/>
+            </w:pPr>
+            <w:r>
+              <w:rPr>
+                <w:rFonts w:ascii="Times New Roman" w:hAnsi="Times New Roman" w:cs="Times New Roman" w:eastAsia="Times New Roman"/>
+                <w:sz w:val="21"/>
+              </w:rPr>
+              <w:t>Bảng giá theo dịch vụ × 4 vùng: bậc khối lượng [Từ, Đến) bắt đầu 0 g, không chồng lấn, không hở; hai bảng giá cùng dịch vụ + vùng không trùng khoảng hiệu lực; bảng giá đã dùng cho đơn hàng không xóa, chỉ lùi ngày hết hiệu lực. Màn hình lưới bậc trên App Nhân viên.</w:t>
+            </w:r>
+          </w:p>
+        </w:tc>
+        <w:tc>
+          <w:tcPr>
+            <w:tcW w:type="dxa" w:w="794"/>
+          </w:tcPr>
+          <w:p>
+            <w:pPr>
+              <w:spacing w:before="0" w:after="0" w:beforeAutospacing="0" w:afterAutospacing="0"/>
+              <w:jc w:val="center"/>
+            </w:pPr>
+            <w:r>
+              <w:rPr>
+                <w:rFonts w:ascii="Times New Roman" w:hAnsi="Times New Roman" w:cs="Times New Roman" w:eastAsia="Times New Roman"/>
+                <w:sz w:val="21"/>
+              </w:rPr>
+              <w:t>5</w:t>
+            </w:r>
+          </w:p>
+        </w:tc>
+        <w:tc>
+          <w:tcPr>
+            <w:tcW w:type="dxa" w:w="2835"/>
+          </w:tcPr>
+          <w:p>
+            <w:pPr>
+              <w:spacing w:before="0" w:after="0" w:beforeAutospacing="0" w:afterAutospacing="0"/>
+            </w:pPr>
+            <w:r>
+              <w:rPr>
+                <w:rFonts w:ascii="Times New Roman" w:hAnsi="Times New Roman" w:cs="Times New Roman" w:eastAsia="Times New Roman"/>
+                <w:sz w:val="21"/>
+              </w:rPr>
+              <w:t>12 test API (8 test ranh giới bậc); Playwright báo lỗi ngay trên form; Maestro trang ADMIN 5 danh mục</w:t>
             </w:r>
           </w:p>
         </w:tc>
@@ -930,10 +1005,7 @@
         <w:rPr>
           <w:b/>
         </w:rPr>
-        <w:t>Giao diện bàn giao kèm theo</w:t>
-      </w:r>
-      <w:r>
-        <w:t xml:space="preserve"> (thay đổi so với kế hoạch — xem mục 4):</w:t>
+        <w:t>Giao diện bàn giao kèm theo:</w:t>
       </w:r>
     </w:p>
     <w:p>
@@ -946,7 +1018,7 @@
         <w:spacing w:before="0" w:after="60" w:beforeAutospacing="0" w:afterAutospacing="0"/>
       </w:pPr>
       <w:r>
-        <w:t>App Nhân viên (Expo — chạy trên điện thoại Android và trình duyệt, cổng 8082): đăng nhập bắt buộc, giao diện rẽ nhánh theo vai trò ADMIN / HUB_STAFF / SHIPPER; ADMIN có 4 trang danh mục (người dùng, tuyến, khu vực, loại dịch vụ). Story US-26 “Đăng nhập ứng dụng di động” của Sprint 4 vì vậy đã xong sớm.</w:t>
+        <w:t>App Nhân viên (Expo, chạy trên Android và trình duyệt): đăng nhập bắt buộc, giao diện theo vai trò ADMIN / HUB_STAFF / SHIPPER; ADMIN có 5 danh mục (người dùng, tuyến, khu vực, loại dịch vụ, bảng giá). US-26 của Sprint 4 vì vậy xong sớm.</w:t>
       </w:r>
     </w:p>
     <w:p>
@@ -959,20 +1031,7 @@
         <w:spacing w:before="0" w:after="60" w:beforeAutospacing="0" w:afterAutospacing="0"/>
       </w:pPr>
       <w:r>
-        <w:t>Web Khách hàng (Vite + React, cổng 5173) và App Khách hàng mobile (Expo, cổng 8083) cùng một thiết kế: khách vãng lai xem trang chủ, bảng giá, vùng phục vụ không cần đăng nhập; bấm “Tạo đơn” mới chuyển sang đăng nhập/đăng ký.</w:t>
-      </w:r>
-    </w:p>
-    <w:p>
-      <w:pPr>
-        <w:pStyle w:val="NormalWeb"/>
-        <w:numPr>
-          <w:ilvl w:val="0"/>
-          <w:numId w:val="3"/>
-        </w:numPr>
-        <w:spacing w:before="0" w:after="60" w:beforeAutospacing="0" w:afterAutospacing="0"/>
-      </w:pPr>
-      <w:r>
-        <w:t>Tìm vùng phục vụ không cần gõ dấu (“hoan kiem” tìm ra Hoàn Kiếm); dữ liệu tự làm mới 30 giây, đọc qua cache 30 giây.</w:t>
+        <w:t>Web Khách hàng và App Khách hàng mobile cùng một thiết kế: khách vãng lai xem trang chủ, bảng giá, vùng phục vụ không cần đăng nhập; bấm “Tạo đơn” mới chuyển sang đăng nhập/đăng ký.</w:t>
       </w:r>
     </w:p>
     <w:p>
@@ -1101,11 +1160,11 @@
                     <a:graphicData uri="http://schemas.openxmlformats.org/drawingml/2006/picture">
                       <pic:pic>
                         <pic:nvPicPr>
-                          <pic:cNvPr id="0" name="c13-dang-ky-trung-email.png"/>
+                          <pic:cNvPr id="0" name="c01-trang-chu.png"/>
                           <pic:cNvPicPr/>
                         </pic:nvPicPr>
                         <pic:blipFill>
-                          <a:blip r:embed="rId9"/>
+                          <a:blip r:embed="rId8"/>
                           <a:stretch>
                             <a:fillRect/>
                           </a:stretch>
@@ -1141,7 +1200,7 @@
                 <w:i/>
                 <w:sz w:val="20"/>
               </w:rPr>
-              <w:t>Hình 1 — App Nhân viên: trang ADMIN (máy ảo Android)</w:t>
+              <w:t>Hình 1 — App Nhân viên: trang ADMIN, 5 danh mục (máy ảo)</w:t>
             </w:r>
           </w:p>
         </w:tc>
@@ -1159,7 +1218,7 @@
                 <w:i/>
                 <w:sz w:val="20"/>
               </w:rPr>
-              <w:t>Hình 2 — App Khách hàng: trang chủ khách vãng lai (máy ảo)</w:t>
+              <w:t>Hình 2 — App Khách hàng: trang chủ (máy ảo)</w:t>
             </w:r>
           </w:p>
         </w:tc>
@@ -1177,7 +1236,7 @@
                 <w:i/>
                 <w:sz w:val="20"/>
               </w:rPr>
-              <w:t>Hình 3 — Đăng ký doanh nghiệp, email trùng bị từ chối (máy ảo)</w:t>
+              <w:t>Hình 3 — Đăng ký doanh nghiệp, email trùng (máy ảo)</w:t>
             </w:r>
           </w:p>
         </w:tc>
@@ -1198,7 +1257,7 @@
       <w:r>
         <w:drawing>
           <wp:inline xmlns:a="http://schemas.openxmlformats.org/drawingml/2006/main" xmlns:pic="http://schemas.openxmlformats.org/drawingml/2006/picture">
-            <wp:extent cx="5220000" cy="5268937"/>
+            <wp:extent cx="5220000" cy="2936250"/>
             <wp:docPr id="4" name="Picture 4"/>
             <wp:cNvGraphicFramePr>
               <a:graphicFrameLocks noChangeAspect="1"/>
@@ -1207,11 +1266,11 @@
               <a:graphicData uri="http://schemas.openxmlformats.org/drawingml/2006/picture">
                 <pic:pic>
                   <pic:nvPicPr>
-                    <pic:cNvPr id="0" name="01-home-guest.png"/>
+                    <pic:cNvPr id="0" name="14-price-table-overlap.png"/>
                     <pic:cNvPicPr/>
                   </pic:nvPicPr>
                   <pic:blipFill>
-                    <a:blip r:embed="rId10"/>
+                    <a:blip r:embed="rId9"/>
                     <a:stretch>
                       <a:fillRect/>
                     </a:stretch>
@@ -1219,7 +1278,7 @@
                   <pic:spPr>
                     <a:xfrm>
                       <a:off x="0" y="0"/>
-                      <a:ext cx="5220000" cy="5268937"/>
+                      <a:ext cx="5220000" cy="2936250"/>
                     </a:xfrm>
                     <a:prstGeom prst="rect"/>
                   </pic:spPr>
@@ -1241,7 +1300,7 @@
           <w:i/>
           <w:sz w:val="20"/>
         </w:rPr>
-        <w:t>Hình 4 — Web Khách hàng: trang chủ khi chưa đăng nhập (Playwright, Chrome)</w:t>
+        <w:t>Hình 4 — US-13: lưới bậc khối lượng, server từ chối bảng giá trùng khoảng hiệu lực</w:t>
       </w:r>
     </w:p>
     <w:p>
@@ -1266,13 +1325,7 @@
         <w:spacing w:before="40" w:after="60" w:beforeAutospacing="0" w:afterAutospacing="0"/>
       </w:pPr>
       <w:r>
-        <w:rPr>
-          <w:b/>
-        </w:rPr>
-        <w:t>US-13 — Quản lý bảng giá theo khu vực và khối lượng (5 điểm): chưa làm, chuyển sang Sprint 3.</w:t>
-      </w:r>
-      <w:r>
-        <w:t xml:space="preserve"> Lý do: US-09 vượt 2 điểm vì phát sinh cây kế thừa quyền và giới hạn theo điểm phụ trách của HUB_STAFF; US-09 nằm trên đường găng nên cả chuỗi lùi một ngày và US-13 — nằm cuối đường găng — không còn thời gian (xem sơ đồ PERT). Hiện chỉ có phần xem bảng giá công khai (đọc dữ liệu mẫu), chưa có chức năng quản trị bảng giá.</w:t>
+        <w:t>Không có story nào bị bỏ hoặc lùi sang Sprint 3.</w:t>
       </w:r>
     </w:p>
     <w:p>
@@ -1288,10 +1341,19 @@
         <w:rPr>
           <w:b/>
         </w:rPr>
-        <w:t>Tiêu chí 2 chưa đạt trọn:</w:t>
-      </w:r>
-      <w:r>
-        <w:t xml:space="preserve"> tạo được tuyến, khu vực, loại dịch vụ; chưa tạo được bảng giá (US-13) và điểm tập kết — quản lý điểm tập kết là US-14, vốn được xếp ở Sprint 3 nên không thuộc cam kết Sprint 2.</w:t>
+        <w:t>Trễ hạn:</w:t>
+      </w:r>
+      <w:r>
+        <w:t xml:space="preserve"> US-09 vượt 2 điểm dùng 1/1,75 ngày dự phòng; hết dự phòng (06/10/2026) phần giao diện và US-13 vẫn chưa xong. Theo quy tắc của PERT, </w:t>
+      </w:r>
+      <w:r>
+        <w:rPr>
+          <w:b/>
+        </w:rPr>
+        <w:t>Sprint 2 kéo dài đến 30/10/2026</w:t>
+      </w:r>
+      <w:r>
+        <w:t xml:space="preserve"> thay vì cắt việc: 08/10 đưa mã nguồn lên GitHub, 15/10 bổ sung ERD, 22/10 tách 2 sản phẩm và làm giao diện, 28/10 kiểm thử máy ảo + cache 30 giây, 29/10 xong US-13 và App Khách hàng mobile. Sprint 3–6 dời lịch theo.</w:t>
       </w:r>
     </w:p>
     <w:p>
@@ -1307,10 +1369,29 @@
         <w:rPr>
           <w:b/>
         </w:rPr>
-        <w:t>Tiêu chí 3 chưa đạt:</w:t>
-      </w:r>
-      <w:r>
-        <w:t xml:space="preserve"> “thử tính phí cho một tuyến” phụ thuộc US-13.</w:t>
+        <w:t>Tiêu chí 2 — điểm tập kết:</w:t>
+      </w:r>
+      <w:r>
+        <w:t xml:space="preserve"> thuộc US-14 (Sprint 3), không nằm trong cam kết Sprint 2; các danh mục còn lại đạt.</w:t>
+      </w:r>
+    </w:p>
+    <w:p>
+      <w:pPr>
+        <w:pStyle w:val="NormalWeb"/>
+        <w:numPr>
+          <w:ilvl w:val="0"/>
+          <w:numId w:val="4"/>
+        </w:numPr>
+        <w:spacing w:before="40" w:after="60" w:beforeAutospacing="0" w:afterAutospacing="0"/>
+      </w:pPr>
+      <w:r>
+        <w:rPr>
+          <w:b/>
+        </w:rPr>
+        <w:t>Tiêu chí 3 — thử tính phí:</w:t>
+      </w:r>
+      <w:r>
+        <w:t xml:space="preserve"> giá theo vùng và bậc khối lượng hiển thị đúng bảng giá trên trang Bảng giá; phép tính phí đầy đủ (khối lượng quy đổi, phụ phí) là US-16, US-17 của Sprint 3.</w:t>
       </w:r>
     </w:p>
     <w:p>
@@ -1347,7 +1428,7 @@
         <w:spacing w:before="40" w:after="60" w:beforeAutospacing="0" w:afterAutospacing="0"/>
       </w:pPr>
       <w:r>
-        <w:t>US-13 chuyển sang Sprint 3 (Sprint Backlog đã ghi); trạng thái trong Sprint Planning 2 sửa từ “Done” thành “Chuyển Sprint 3”. Sprint Planning 3 sửa US-13, US-14, US-15 về “To Do” vì chưa có mã nguồn.</w:t>
+        <w:t>US-13 hoàn thành trong Sprint 2 (không chuyển sang Sprint 3); Sprint 3 còn 21 điểm.</w:t>
       </w:r>
     </w:p>
     <w:p>
@@ -1360,7 +1441,7 @@
         <w:spacing w:before="40" w:after="60" w:beforeAutospacing="0" w:afterAutospacing="0"/>
       </w:pPr>
       <w:r>
-        <w:t>US-26 (Sprint 4) — Đăng nhập ứng dụng di động: đã xong sớm cùng App Nhân viên.</w:t>
+        <w:t>Lịch dời theo PERT: Sprint 3 02/11/2026 – 18/11/2026; dự án kết thúc 19/01/2027 (lịch cơ sở 24/12/2026).</w:t>
       </w:r>
     </w:p>
     <w:p>
@@ -1373,25 +1454,7 @@
         <w:spacing w:before="40" w:after="60" w:beforeAutospacing="0" w:afterAutospacing="0"/>
       </w:pPr>
       <w:r>
-        <w:t xml:space="preserve">Tách hai sản phẩm (quyết định 22/10/2026): </w:t>
-      </w:r>
-      <w:r>
-        <w:rPr>
-          <w:b/>
-        </w:rPr>
-        <w:t>App Khách hàng</w:t>
-      </w:r>
-      <w:r>
-        <w:t xml:space="preserve"> (web + mobile, không bắt buộc đăng nhập) và </w:t>
-      </w:r>
-      <w:r>
-        <w:rPr>
-          <w:b/>
-        </w:rPr>
-        <w:t>App Nhân viên</w:t>
-      </w:r>
-      <w:r>
-        <w:t xml:space="preserve"> (bắt buộc đăng nhập, theo vai trò). Thay cho phương án cũ “một app mobile chung” và “web quản trị React riêng”.</w:t>
+        <w:t>US-26 (Sprint 4) — Đăng nhập ứng dụng di động: đã xong sớm cùng App Nhân viên.</w:t>
       </w:r>
     </w:p>
     <w:p>
@@ -1404,7 +1467,7 @@
         <w:spacing w:before="40" w:after="60" w:beforeAutospacing="0" w:afterAutospacing="0"/>
       </w:pPr>
       <w:r>
-        <w:t>Product Backlog #1 (trang chủ, vùng phục vụ) và #4 (bảng giá công khai) làm sớm ở mức xem cho khách vãng lai.</w:t>
+        <w:t>Tách hai sản phẩm (22/10/2026): App Khách hàng (web + mobile, không bắt buộc đăng nhập) và App Nhân viên (bắt buộc đăng nhập, theo vai trò). Product Backlog #1, #4 (khách vãng lai xem trang chủ, bảng giá) làm sớm ở mức xem.</w:t>
       </w:r>
     </w:p>
     <w:p>
@@ -1417,20 +1480,7 @@
         <w:spacing w:before="40" w:after="60" w:beforeAutospacing="0" w:afterAutospacing="0"/>
       </w:pPr>
       <w:r>
-        <w:t>Bổ sung yêu cầu phi chức năng (28/10/2026): màn hình tự làm mới 30 giây, API đọc qua cache 30 giây, không gọi API liên tục; tìm kiếm không phân biệt dấu.</w:t>
-      </w:r>
-    </w:p>
-    <w:p>
-      <w:pPr>
-        <w:pStyle w:val="NormalWeb"/>
-        <w:numPr>
-          <w:ilvl w:val="0"/>
-          <w:numId w:val="6"/>
-        </w:numPr>
-        <w:spacing w:before="40" w:after="60" w:beforeAutospacing="0" w:afterAutospacing="0"/>
-      </w:pPr>
-      <w:r>
-        <w:t>Sau đối chiếu case study (22/10/2026): thêm Sprint 6 với story #35–39 (phân công chiều giao, giao lại, hoàn hàng, sự cố, thống kê).</w:t>
+        <w:t>Yêu cầu phi chức năng (28/10/2026): tự làm mới và cache 30 giây; tìm kiếm không phân biệt dấu. Sau đối chiếu case study (22/10/2026): thêm Sprint 6 với story #35–39.</w:t>
       </w:r>
     </w:p>
     <w:p>
@@ -1464,10 +1514,19 @@
         <w:rPr>
           <w:b/>
         </w:rPr>
-        <w:t>Đạt một phần: 8/9 story, 19/24 điểm (79%).</w:t>
-      </w:r>
-      <w:r>
-        <w:t xml:space="preserve"> Phần tài khoản và phân quyền đạt trọn (tiêu chí 1): đăng ký → đăng nhập → thấy đúng giao diện theo vai trò, kiểm tra cả trên trình duyệt lẫn máy ảo Android.</w:t>
+        <w:t>Đạt đủ phạm vi: 9/9 story, 24/24 điểm</w:t>
+      </w:r>
+      <w:r>
+        <w:t xml:space="preserve">, nhưng </w:t>
+      </w:r>
+      <w:r>
+        <w:rPr>
+          <w:b/>
+        </w:rPr>
+        <w:t>trễ 18 ngày làm việc</w:t>
+      </w:r>
+      <w:r>
+        <w:t xml:space="preserve"> so với kế hoạch PERT.</w:t>
       </w:r>
     </w:p>
     <w:p>
@@ -1480,7 +1539,7 @@
         <w:spacing w:before="40" w:after="60" w:beforeAutospacing="0" w:afterAutospacing="0"/>
       </w:pPr>
       <w:r>
-        <w:t>Phần “đủ điều kiện tiếp nhận đơn” chưa đạt vì thiếu quản lý bảng giá (US-13). Nguyên nhân gốc: cam kết 24 điểm vượt năng lực 23 điểm và US-09 vượt ước lượng — đúng hai rủi ro đã nêu trong Sprint Planning 2.</w:t>
+        <w:t>Tiêu chí 1 đạt trọn trên trình duyệt và máy ảo Android; tiêu chí 2 đạt phần thuộc Sprint 2 (tuyến, khu vực, loại dịch vụ, bảng giá); tiêu chí 3 đạt phần xem giá, phép tính phí thuộc Sprint 3.</w:t>
       </w:r>
     </w:p>
     <w:p>
@@ -1493,7 +1552,7 @@
         <w:spacing w:before="40" w:after="60" w:beforeAutospacing="0" w:afterAutospacing="0"/>
       </w:pPr>
       <w:r>
-        <w:t>Increment chạy được và demo được trên 3 ứng dụng dùng chung một API: Web Khách hàng, App Khách hàng mobile, App Nhân viên.</w:t>
+        <w:t>Nguyên nhân trễ: US-09 vượt ước lượng, làm lại giao diện theo quyết định tách 2 sản phẩm và US-13 làm sau cùng. Xử lý đúng quy tắc: kéo dài Sprint, dời các Sprint sau, không cắt việc.</w:t>
       </w:r>
     </w:p>
     <w:p>
